--- a/04-agent/docs/问题答疑.docx
+++ b/04-agent/docs/问题答疑.docx
@@ -4,6 +4,7 @@
   <w:body>
     <w:p>
       <w:pPr>
+        <w:pStyle w:val="Heading1"/>
         <w:spacing w:before="200" w:after="80"/>
       </w:pPr>
       <w:r>
@@ -117,6 +118,7 @@
     </w:p>
     <w:p>
       <w:pPr>
+        <w:pStyle w:val="Heading2"/>
         <w:spacing w:before="200" w:after="80"/>
       </w:pPr>
       <w:r>
@@ -155,6 +157,7 @@
     </w:p>
     <w:p>
       <w:pPr>
+        <w:pStyle w:val="Heading2"/>
         <w:spacing w:before="200" w:after="80"/>
       </w:pPr>
       <w:r>
@@ -527,6 +530,7 @@
     </w:p>
     <w:p>
       <w:pPr>
+        <w:pStyle w:val="Heading2"/>
         <w:spacing w:before="200" w:after="80"/>
       </w:pPr>
       <w:r>
@@ -904,6 +908,7 @@
     </w:p>
     <w:p>
       <w:pPr>
+        <w:pStyle w:val="Heading2"/>
         <w:spacing w:before="200" w:after="80"/>
       </w:pPr>
       <w:r>
@@ -1031,6 +1036,7 @@
     </w:p>
     <w:p>
       <w:pPr>
+        <w:pStyle w:val="Heading2"/>
         <w:spacing w:before="200" w:after="80"/>
       </w:pPr>
       <w:r>
@@ -1254,6 +1260,7 @@
     </w:p>
     <w:p>
       <w:pPr>
+        <w:pStyle w:val="Heading2"/>
         <w:spacing w:before="200" w:after="80"/>
       </w:pPr>
       <w:r>
@@ -1414,6 +1421,7 @@
     </w:p>
     <w:p>
       <w:pPr>
+        <w:pStyle w:val="Heading2"/>
         <w:spacing w:before="200" w:after="80"/>
       </w:pPr>
       <w:r>
@@ -1507,6 +1515,7 @@
     </w:p>
     <w:p>
       <w:pPr>
+        <w:pStyle w:val="Heading2"/>
         <w:spacing w:before="200" w:after="80"/>
       </w:pPr>
       <w:r>
@@ -2138,7 +2147,7 @@
       <w:outlineLvl w:val="0"/>
     </w:pPr>
     <w:rPr>
-      <w:rFonts w:asciiTheme="majorHAnsi" w:eastAsiaTheme="majorEastAsia" w:hAnsiTheme="majorHAnsi" w:cstheme="majorBidi"/>
+      <w:rFonts w:asciiTheme="majorHAnsi" w:eastAsiaTheme="majorEastAsia" w:hAnsiTheme="majorHAnsi" w:cstheme="majorBidi" w:eastAsia="微软雅黑"/>
       <w:b/>
       <w:bCs/>
       <w:color w:val="365F91" w:themeColor="accent1" w:themeShade="BF"/>
@@ -2162,7 +2171,7 @@
       <w:outlineLvl w:val="1"/>
     </w:pPr>
     <w:rPr>
-      <w:rFonts w:asciiTheme="majorHAnsi" w:eastAsiaTheme="majorEastAsia" w:hAnsiTheme="majorHAnsi" w:cstheme="majorBidi"/>
+      <w:rFonts w:asciiTheme="majorHAnsi" w:eastAsiaTheme="majorEastAsia" w:hAnsiTheme="majorHAnsi" w:cstheme="majorBidi" w:eastAsia="微软雅黑"/>
       <w:b/>
       <w:bCs/>
       <w:color w:val="4F81BD" w:themeColor="accent1"/>
@@ -2186,7 +2195,7 @@
       <w:outlineLvl w:val="2"/>
     </w:pPr>
     <w:rPr>
-      <w:rFonts w:asciiTheme="majorHAnsi" w:eastAsiaTheme="majorEastAsia" w:hAnsiTheme="majorHAnsi" w:cstheme="majorBidi"/>
+      <w:rFonts w:asciiTheme="majorHAnsi" w:eastAsiaTheme="majorEastAsia" w:hAnsiTheme="majorHAnsi" w:cstheme="majorBidi" w:eastAsia="微软雅黑"/>
       <w:b/>
       <w:bCs/>
       <w:color w:val="4F81BD" w:themeColor="accent1"/>
@@ -2209,7 +2218,7 @@
       <w:outlineLvl w:val="3"/>
     </w:pPr>
     <w:rPr>
-      <w:rFonts w:asciiTheme="majorHAnsi" w:eastAsiaTheme="majorEastAsia" w:hAnsiTheme="majorHAnsi" w:cstheme="majorBidi"/>
+      <w:rFonts w:asciiTheme="majorHAnsi" w:eastAsiaTheme="majorEastAsia" w:hAnsiTheme="majorHAnsi" w:cstheme="majorBidi" w:eastAsia="微软雅黑"/>
       <w:b/>
       <w:bCs/>
       <w:i/>
@@ -2234,7 +2243,7 @@
       <w:outlineLvl w:val="4"/>
     </w:pPr>
     <w:rPr>
-      <w:rFonts w:asciiTheme="majorHAnsi" w:eastAsiaTheme="majorEastAsia" w:hAnsiTheme="majorHAnsi" w:cstheme="majorBidi"/>
+      <w:rFonts w:asciiTheme="majorHAnsi" w:eastAsiaTheme="majorEastAsia" w:hAnsiTheme="majorHAnsi" w:cstheme="majorBidi" w:eastAsia="微软雅黑"/>
       <w:color w:val="243F60" w:themeColor="accent1" w:themeShade="7F"/>
     </w:rPr>
   </w:style>
@@ -2255,7 +2264,7 @@
       <w:outlineLvl w:val="5"/>
     </w:pPr>
     <w:rPr>
-      <w:rFonts w:asciiTheme="majorHAnsi" w:eastAsiaTheme="majorEastAsia" w:hAnsiTheme="majorHAnsi" w:cstheme="majorBidi"/>
+      <w:rFonts w:asciiTheme="majorHAnsi" w:eastAsiaTheme="majorEastAsia" w:hAnsiTheme="majorHAnsi" w:cstheme="majorBidi" w:eastAsia="微软雅黑"/>
       <w:i/>
       <w:iCs/>
       <w:color w:val="243F60" w:themeColor="accent1" w:themeShade="7F"/>

--- a/04-agent/docs/问题答疑.docx
+++ b/04-agent/docs/问题答疑.docx
@@ -41,7 +41,7 @@
           <w:color w:val="555555"/>
           <w:sz w:val="21"/>
         </w:rPr>
-        <w:t xml:space="preserve">：第 ④ 模块「Agent 工程」，配合 </w:t>
+        <w:t xml:space="preserve">：第 ④ 模块「Agent 工程」，配合根目录源码与 </w:t>
       </w:r>
       <w:r>
         <w:rPr>
@@ -51,7 +51,7 @@
           <w:color w:val="1155CC"/>
           <w:sz w:val="21"/>
         </w:rPr>
-        <w:t>MiniCode开发全流程.md</w:t>
+        <w:t>Agent架构自测问答.md</w:t>
       </w:r>
       <w:r>
         <w:rPr>

--- a/04-agent/docs/问题答疑.docx
+++ b/04-agent/docs/问题答疑.docx
@@ -113,7 +113,7 @@
           <w:color w:val="555555"/>
           <w:sz w:val="21"/>
         </w:rPr>
-        <w:t>：把"两步终止（two-step termination）"这一设计的动机、成本与收益一次讲透，并给出可直接使用的面试参考回答</w:t>
+        <w:t>：把"两步终止（two-step termination）"这一设计的动机、成本与收益一次讲透，并给出可直接使用的参考表述</w:t>
       </w:r>
     </w:p>
     <w:p>
@@ -1526,7 +1526,7 @@
           <w:color w:val="1F3964"/>
           <w:sz w:val="32"/>
         </w:rPr>
-        <w:t>七、面试参考回答</w:t>
+        <w:t>七、参考表述（自测版）</w:t>
       </w:r>
     </w:p>
     <w:p>
@@ -1704,7 +1704,7 @@
           <w:i w:val="0"/>
           <w:sz w:val="22"/>
         </w:rPr>
-        <w:t>这个回答覆盖了原理、方案对比与成本分析，最后回扣 Harness Engineering 的核心思想，是一个完整的应答结构。</w:t>
+        <w:t>这段表述覆盖原理、方案对比与成本分析，最后回扣 Harness Engineering 的核心思想，是一个完整的解释结构。</w:t>
       </w:r>
     </w:p>
     <w:sectPr>

--- a/04-agent/docs/问题答疑.docx
+++ b/04-agent/docs/问题答疑.docx
@@ -12,7 +12,7 @@
           <w:rFonts w:ascii="Times New Roman" w:hAnsi="Times New Roman" w:eastAsia="微软雅黑"/>
           <w:b/>
           <w:i w:val="0"/>
-          <w:color w:val="1F3964"/>
+          <w:color w:val="4E7EBA"/>
           <w:sz w:val="40"/>
         </w:rPr>
         <w:t>Agent 两步终止机制答疑：为什么最终答案不走 JSON？</w:t>
@@ -126,7 +126,7 @@
           <w:rFonts w:ascii="Times New Roman" w:hAnsi="Times New Roman" w:eastAsia="微软雅黑"/>
           <w:b/>
           <w:i w:val="0"/>
-          <w:color w:val="1F3964"/>
+          <w:color w:val="4E7EBA"/>
           <w:sz w:val="32"/>
         </w:rPr>
         <w:t>一句话结论</w:t>
@@ -165,7 +165,7 @@
           <w:rFonts w:ascii="Times New Roman" w:hAnsi="Times New Roman" w:eastAsia="微软雅黑"/>
           <w:b/>
           <w:i w:val="0"/>
-          <w:color w:val="1F3964"/>
+          <w:color w:val="4E7EBA"/>
           <w:sz w:val="32"/>
         </w:rPr>
         <w:t>一、第二步 LLM 调用的输入是什么？</w:t>
@@ -538,7 +538,7 @@
           <w:rFonts w:ascii="Times New Roman" w:hAnsi="Times New Roman" w:eastAsia="微软雅黑"/>
           <w:b/>
           <w:i w:val="0"/>
-          <w:color w:val="1F3964"/>
+          <w:color w:val="4E7EBA"/>
           <w:sz w:val="32"/>
         </w:rPr>
         <w:t>二、和"Agent 自己把答案塞进 JSON"有什么区别？</w:t>
@@ -916,7 +916,7 @@
           <w:rFonts w:ascii="Times New Roman" w:hAnsi="Times New Roman" w:eastAsia="微软雅黑"/>
           <w:b/>
           <w:i w:val="0"/>
-          <w:color w:val="1F3964"/>
+          <w:color w:val="4E7EBA"/>
           <w:sz w:val="32"/>
         </w:rPr>
         <w:t>三、为什么 JSON 转义对长文本很难？</w:t>
@@ -1044,7 +1044,7 @@
           <w:rFonts w:ascii="Times New Roman" w:hAnsi="Times New Roman" w:eastAsia="微软雅黑"/>
           <w:b/>
           <w:i w:val="0"/>
-          <w:color w:val="1F3964"/>
+          <w:color w:val="4E7EBA"/>
           <w:sz w:val="32"/>
         </w:rPr>
         <w:t>四、Token 消耗会不会增加？</w:t>
@@ -1268,7 +1268,7 @@
           <w:rFonts w:ascii="Times New Roman" w:hAnsi="Times New Roman" w:eastAsia="微软雅黑"/>
           <w:b/>
           <w:i w:val="0"/>
-          <w:color w:val="1F3964"/>
+          <w:color w:val="4E7EBA"/>
           <w:sz w:val="32"/>
         </w:rPr>
         <w:t>五、答案准确性会不会下降？</w:t>
@@ -1429,7 +1429,7 @@
           <w:rFonts w:ascii="Times New Roman" w:hAnsi="Times New Roman" w:eastAsia="微软雅黑"/>
           <w:b/>
           <w:i w:val="0"/>
-          <w:color w:val="1F3964"/>
+          <w:color w:val="4E7EBA"/>
           <w:sz w:val="32"/>
         </w:rPr>
         <w:t>六、那为什么不每一步都单独生成？</w:t>
@@ -1523,7 +1523,7 @@
           <w:rFonts w:ascii="Times New Roman" w:hAnsi="Times New Roman" w:eastAsia="微软雅黑"/>
           <w:b/>
           <w:i w:val="0"/>
-          <w:color w:val="1F3964"/>
+          <w:color w:val="4E7EBA"/>
           <w:sz w:val="32"/>
         </w:rPr>
         <w:t>七、参考表述（自测版）</w:t>
@@ -2150,7 +2150,7 @@
       <w:rFonts w:asciiTheme="majorHAnsi" w:eastAsiaTheme="majorEastAsia" w:hAnsiTheme="majorHAnsi" w:cstheme="majorBidi" w:eastAsia="微软雅黑"/>
       <w:b/>
       <w:bCs/>
-      <w:color w:val="365F91" w:themeColor="accent1" w:themeShade="BF"/>
+      <w:color w:val="4E7EBA"/>
       <w:sz w:val="28"/>
       <w:szCs w:val="28"/>
     </w:rPr>
@@ -2174,7 +2174,7 @@
       <w:rFonts w:asciiTheme="majorHAnsi" w:eastAsiaTheme="majorEastAsia" w:hAnsiTheme="majorHAnsi" w:cstheme="majorBidi" w:eastAsia="微软雅黑"/>
       <w:b/>
       <w:bCs/>
-      <w:color w:val="4F81BD" w:themeColor="accent1"/>
+      <w:color w:val="4E7EBA"/>
       <w:sz w:val="26"/>
       <w:szCs w:val="26"/>
     </w:rPr>
@@ -2198,7 +2198,7 @@
       <w:rFonts w:asciiTheme="majorHAnsi" w:eastAsiaTheme="majorEastAsia" w:hAnsiTheme="majorHAnsi" w:cstheme="majorBidi" w:eastAsia="微软雅黑"/>
       <w:b/>
       <w:bCs/>
-      <w:color w:val="4F81BD" w:themeColor="accent1"/>
+      <w:color w:val="4E7EBA"/>
     </w:rPr>
   </w:style>
   <w:style w:type="paragraph" w:styleId="Heading4">
@@ -2223,7 +2223,7 @@
       <w:bCs/>
       <w:i/>
       <w:iCs/>
-      <w:color w:val="4F81BD" w:themeColor="accent1"/>
+      <w:color w:val="4E7EBA"/>
     </w:rPr>
   </w:style>
   <w:style w:type="paragraph" w:styleId="Heading5">
